--- a/frontpage.docx
+++ b/frontpage.docx
@@ -22,7 +22,12 @@
         </w:rPr>
       </w:pPr>
       <w:r>
-        <w:rPr/>
+        <w:rPr>
+          <w:b/>
+          <w:bCs/>
+          <w:sz w:val="41"/>
+          <w:szCs w:val="41"/>
+        </w:rPr>
         <w:drawing>
           <wp:anchor behindDoc="0" distT="0" distB="0" distL="0" distR="0" simplePos="0" locked="0" layoutInCell="0" allowOverlap="1" relativeHeight="2">
             <wp:simplePos x="0" y="0"/>
@@ -80,7 +85,7 @@
         </w:tabs>
         <w:suppressAutoHyphens w:val="true"/>
         <w:bidi w:val="0"/>
-        <w:spacing w:lineRule="auto" w:line="240" w:before="0" w:after="86"/>
+        <w:spacing w:lineRule="auto" w:line="240" w:before="0" w:after="0"/>
         <w:ind w:hanging="0" w:left="0" w:right="0"/>
         <w:jc w:val="center"/>
         <w:rPr>
@@ -91,7 +96,12 @@
         </w:rPr>
       </w:pPr>
       <w:r>
-        <w:rPr/>
+        <w:rPr>
+          <w:b/>
+          <w:bCs/>
+          <w:sz w:val="41"/>
+          <w:szCs w:val="41"/>
+        </w:rPr>
       </w:r>
     </w:p>
     <w:p>
@@ -275,7 +285,18 @@
           <w:szCs w:val="36"/>
           <w:u w:val="single"/>
         </w:rPr>
-        <w:t>Assignment # 01</w:t>
+        <w:t>Assignment # 0</w:t>
+      </w:r>
+      <w:r>
+        <w:rPr>
+          <w:b/>
+          <w:bCs/>
+          <w:spacing w:val="-9"/>
+          <w:sz w:val="56"/>
+          <w:szCs w:val="36"/>
+          <w:u w:val="single"/>
+        </w:rPr>
+        <w:t>2</w:t>
       </w:r>
     </w:p>
     <w:p>
@@ -294,7 +315,11 @@
         </w:rPr>
       </w:pPr>
       <w:r>
-        <w:rPr/>
+        <w:rPr>
+          <w:b/>
+          <w:sz w:val="44"/>
+          <w:szCs w:val="44"/>
+        </w:rPr>
       </w:r>
     </w:p>
     <w:p>
@@ -435,20 +460,10 @@
         </w:rPr>
       </w:pPr>
       <w:r>
-        <w:rPr/>
-      </w:r>
-    </w:p>
-    <w:p>
-      <w:pPr>
-        <w:pStyle w:val="Normal"/>
-        <w:jc w:val="center"/>
         <w:rPr>
           <w:sz w:val="40"/>
           <w:szCs w:val="40"/>
         </w:rPr>
-      </w:pPr>
-      <w:r>
-        <w:rPr/>
       </w:r>
     </w:p>
     <w:p>
@@ -479,22 +494,43 @@
           <w:sz w:val="36"/>
           <w:szCs w:val="22"/>
         </w:rPr>
-        <w:t>27-02-2026</w:t>
-      </w:r>
-    </w:p>
-    <w:p>
-      <w:pPr>
-        <w:pStyle w:val="Normal"/>
-        <w:spacing w:beforeAutospacing="1" w:afterAutospacing="1"/>
-        <w:jc w:val="center"/>
-        <w:rPr>
-          <w:sz w:val="20"/>
-        </w:rPr>
-      </w:pPr>
-      <w:r>
-        <w:rPr>
-          <w:sz w:val="20"/>
-        </w:rPr>
+        <w:t>2</w:t>
+      </w:r>
+      <w:r>
+        <w:rPr>
+          <w:b w:val="false"/>
+          <w:bCs w:val="false"/>
+          <w:sz w:val="36"/>
+          <w:szCs w:val="22"/>
+        </w:rPr>
+        <w:t>6</w:t>
+      </w:r>
+      <w:r>
+        <w:rPr>
+          <w:b w:val="false"/>
+          <w:bCs w:val="false"/>
+          <w:sz w:val="36"/>
+          <w:szCs w:val="22"/>
+        </w:rPr>
+        <w:t>-0</w:t>
+      </w:r>
+      <w:r>
+        <w:rPr>
+          <w:b w:val="false"/>
+          <w:bCs w:val="false"/>
+          <w:sz w:val="36"/>
+          <w:szCs w:val="22"/>
+        </w:rPr>
+        <w:t>3</w:t>
+      </w:r>
+      <w:r>
+        <w:rPr>
+          <w:b w:val="false"/>
+          <w:bCs w:val="false"/>
+          <w:sz w:val="36"/>
+          <w:szCs w:val="22"/>
+        </w:rPr>
+        <w:t>-2026</w:t>
       </w:r>
     </w:p>
     <w:sectPr>
